--- a/updates.docx
+++ b/updates.docx
@@ -4,38 +4,24 @@
   <w:body>
     <w:p>
       <w:pPr>
-        <w:jc w:val="center"/>
-        <w:rPr>
-          <w:sz w:val="36"/>
-          <w:szCs w:val="36"/>
+        <w:rPr>
+          <w:sz w:val="28"/>
+          <w:szCs w:val="28"/>
           <w:highlight w:val="green"/>
         </w:rPr>
       </w:pPr>
       <w:r>
         <w:rPr>
-          <w:sz w:val="36"/>
-          <w:szCs w:val="36"/>
-          <w:highlight w:val="green"/>
-        </w:rPr>
-        <w:t>Nâng cấp ngày 30/9</w:t>
+          <w:sz w:val="28"/>
+          <w:szCs w:val="28"/>
+          <w:highlight w:val="green"/>
+        </w:rPr>
+        <w:t>Ngày 1/10</w:t>
       </w:r>
     </w:p>
     <w:p>
       <w:pPr>
         <w:rPr>
-          <w:sz w:val="36"/>
-          <w:szCs w:val="36"/>
-          <w:highlight w:val="green"/>
-        </w:rPr>
-      </w:pPr>
-    </w:p>
-    <w:p>
-      <w:pPr>
-        <w:numPr>
-          <w:ilvl w:val="0"/>
-          <w:numId w:val="1"/>
-        </w:numPr>
-        <w:rPr>
           <w:sz w:val="28"/>
           <w:szCs w:val="28"/>
           <w:highlight w:val="green"/>
@@ -49,16 +35,16 @@
           <w:highlight w:val="green"/>
         </w:rPr>
         <w:drawing>
-          <wp:inline distT="114300" distB="114300" distL="114300" distR="114300" wp14:anchorId="3E4F09DA" wp14:editId="7939B786">
-            <wp:extent cx="5943600" cy="2425700"/>
+          <wp:inline distT="114300" distB="114300" distL="114300" distR="114300" wp14:anchorId="4F207464" wp14:editId="2B1DF034">
+            <wp:extent cx="4743450" cy="2552700"/>
             <wp:effectExtent l="0" t="0" r="0" b="0"/>
-            <wp:docPr id="6" name="image7.png"/>
+            <wp:docPr id="9" name="image3.png"/>
             <wp:cNvGraphicFramePr/>
             <a:graphic xmlns:a="http://schemas.openxmlformats.org/drawingml/2006/main">
               <a:graphicData uri="http://schemas.openxmlformats.org/drawingml/2006/picture">
                 <pic:pic xmlns:pic="http://schemas.openxmlformats.org/drawingml/2006/picture">
                   <pic:nvPicPr>
-                    <pic:cNvPr id="0" name="image7.png"/>
+                    <pic:cNvPr id="0" name="image3.png"/>
                     <pic:cNvPicPr preferRelativeResize="0"/>
                   </pic:nvPicPr>
                   <pic:blipFill>
@@ -71,7 +57,7 @@
                   <pic:spPr>
                     <a:xfrm>
                       <a:off x="0" y="0"/>
-                      <a:ext cx="5943600" cy="2425700"/>
+                      <a:ext cx="4743450" cy="2552700"/>
                     </a:xfrm>
                     <a:prstGeom prst="rect">
                       <a:avLst/>
@@ -87,7 +73,6 @@
     </w:p>
     <w:p>
       <w:pPr>
-        <w:ind w:left="720"/>
         <w:rPr>
           <w:sz w:val="28"/>
           <w:szCs w:val="28"/>
@@ -100,34 +85,11 @@
           <w:szCs w:val="28"/>
           <w:highlight w:val="green"/>
         </w:rPr>
-        <w:t xml:space="preserve">Thêm Nhân viên tạo </w:t>
+        <w:t>( Hiện thị phần Tên khách + Tên công ty phía dưới đối với các KH có )</w:t>
       </w:r>
     </w:p>
     <w:p>
       <w:pPr>
-        <w:ind w:left="720"/>
-        <w:rPr>
-          <w:sz w:val="28"/>
-          <w:szCs w:val="28"/>
-          <w:highlight w:val="green"/>
-        </w:rPr>
-      </w:pPr>
-    </w:p>
-    <w:p>
-      <w:pPr>
-        <w:rPr>
-          <w:sz w:val="28"/>
-          <w:szCs w:val="28"/>
-          <w:highlight w:val="green"/>
-        </w:rPr>
-      </w:pPr>
-    </w:p>
-    <w:p>
-      <w:pPr>
-        <w:numPr>
-          <w:ilvl w:val="0"/>
-          <w:numId w:val="1"/>
-        </w:numPr>
         <w:rPr>
           <w:sz w:val="28"/>
           <w:szCs w:val="28"/>
@@ -140,7 +102,15 @@
           <w:szCs w:val="28"/>
           <w:highlight w:val="green"/>
         </w:rPr>
-        <w:t>Lịch trực : Chỉ hiện thị chi nhánh được phân quyền !</w:t>
+        <w:t>Tất cả các nơi có xuất hiện như phần CSKH, IN PHIẾU… )</w:t>
+      </w:r>
+      <w:r>
+        <w:rPr>
+          <w:sz w:val="28"/>
+          <w:szCs w:val="28"/>
+          <w:highlight w:val="green"/>
+        </w:rPr>
+        <w:br/>
       </w:r>
     </w:p>
     <w:p>
@@ -162,65 +132,23 @@
       </w:pPr>
       <w:r>
         <w:rPr>
-          <w:sz w:val="28"/>
-          <w:szCs w:val="28"/>
-          <w:highlight w:val="green"/>
-        </w:rPr>
-        <w:t xml:space="preserve">     3. Ngày Sinh nhật của khách hàng ( Chỉ cần chọn ngày &amp; Tháng , ko cần chọn năm </w:t>
-      </w:r>
-    </w:p>
-    <w:p>
-      <w:pPr>
-        <w:rPr>
-          <w:sz w:val="28"/>
-          <w:szCs w:val="28"/>
-          <w:highlight w:val="green"/>
-        </w:rPr>
-      </w:pPr>
-    </w:p>
-    <w:p>
-      <w:pPr>
-        <w:rPr>
-          <w:sz w:val="28"/>
-          <w:szCs w:val="28"/>
-          <w:highlight w:val="green"/>
-        </w:rPr>
-      </w:pPr>
-      <w:r>
-        <w:rPr>
-          <w:sz w:val="28"/>
-          <w:szCs w:val="28"/>
-          <w:highlight w:val="green"/>
-        </w:rPr>
-        <w:t xml:space="preserve">4. Khách hàng tiềm năng chưa import data </w:t>
-      </w:r>
-    </w:p>
-    <w:p>
-      <w:pPr>
-        <w:rPr>
-          <w:sz w:val="28"/>
-          <w:szCs w:val="28"/>
-          <w:highlight w:val="green"/>
-        </w:rPr>
-      </w:pPr>
-      <w:r>
-        <w:rPr>
           <w:noProof/>
           <w:sz w:val="28"/>
           <w:szCs w:val="28"/>
           <w:highlight w:val="green"/>
         </w:rPr>
+        <w:lastRenderedPageBreak/>
         <w:drawing>
-          <wp:inline distT="114300" distB="114300" distL="114300" distR="114300" wp14:anchorId="36428CE3" wp14:editId="3223A806">
-            <wp:extent cx="5943600" cy="2806700"/>
+          <wp:inline distT="114300" distB="114300" distL="114300" distR="114300" wp14:anchorId="3694C67F" wp14:editId="2859F4EC">
+            <wp:extent cx="3741420" cy="6865620"/>
             <wp:effectExtent l="0" t="0" r="0" b="0"/>
-            <wp:docPr id="2" name="image8.png"/>
+            <wp:docPr id="1" name="image9.png"/>
             <wp:cNvGraphicFramePr/>
             <a:graphic xmlns:a="http://schemas.openxmlformats.org/drawingml/2006/main">
               <a:graphicData uri="http://schemas.openxmlformats.org/drawingml/2006/picture">
                 <pic:pic xmlns:pic="http://schemas.openxmlformats.org/drawingml/2006/picture">
                   <pic:nvPicPr>
-                    <pic:cNvPr id="0" name="image8.png"/>
+                    <pic:cNvPr id="0" name="image9.png"/>
                     <pic:cNvPicPr preferRelativeResize="0"/>
                   </pic:nvPicPr>
                   <pic:blipFill>
@@ -233,7 +161,7 @@
                   <pic:spPr>
                     <a:xfrm>
                       <a:off x="0" y="0"/>
-                      <a:ext cx="5943600" cy="2806700"/>
+                      <a:ext cx="3741420" cy="6865620"/>
                     </a:xfrm>
                     <a:prstGeom prst="rect">
                       <a:avLst/>
@@ -246,6 +174,66 @@
           </wp:inline>
         </w:drawing>
       </w:r>
+    </w:p>
+    <w:p>
+      <w:pPr>
+        <w:rPr>
+          <w:sz w:val="28"/>
+          <w:szCs w:val="28"/>
+          <w:highlight w:val="green"/>
+        </w:rPr>
+      </w:pPr>
+      <w:r>
+        <w:rPr>
+          <w:sz w:val="28"/>
+          <w:szCs w:val="28"/>
+          <w:highlight w:val="green"/>
+        </w:rPr>
+        <w:t>Thêm khách hàng tiềm năng !</w:t>
+      </w:r>
+      <w:r>
+        <w:rPr>
+          <w:sz w:val="28"/>
+          <w:szCs w:val="28"/>
+          <w:highlight w:val="green"/>
+        </w:rPr>
+        <w:br/>
+        <w:t>- 1 KH quan tâm mua sản phẩm quạt mới</w:t>
+      </w:r>
+      <w:r>
+        <w:rPr>
+          <w:sz w:val="28"/>
+          <w:szCs w:val="28"/>
+          <w:highlight w:val="green"/>
+        </w:rPr>
+        <w:br/>
+        <w:t>- KH liên hệ bảo hành</w:t>
+      </w:r>
+      <w:r>
+        <w:rPr>
+          <w:sz w:val="28"/>
+          <w:szCs w:val="28"/>
+          <w:highlight w:val="green"/>
+        </w:rPr>
+        <w:t xml:space="preserve"> (tính năng quản lý bảo hành cho khách lẻ)</w:t>
+      </w:r>
+      <w:r>
+        <w:rPr>
+          <w:sz w:val="28"/>
+          <w:szCs w:val="28"/>
+          <w:highlight w:val="green"/>
+        </w:rPr>
+        <w:t xml:space="preserve"> !</w:t>
+      </w:r>
+    </w:p>
+    <w:p>
+      <w:pPr>
+        <w:rPr>
+          <w:sz w:val="28"/>
+          <w:szCs w:val="28"/>
+          <w:highlight w:val="green"/>
+        </w:rPr>
+      </w:pPr>
     </w:p>
     <w:sectPr>
       <w:pgSz w:w="12240" w:h="15840"/>
@@ -373,6 +361,232 @@
     </w:lvl>
   </w:abstractNum>
   <w:abstractNum w:abstractNumId="1" w15:restartNumberingAfterBreak="0">
+    <w:nsid w:val="29473BDF"/>
+    <w:multiLevelType w:val="multilevel"/>
+    <w:tmpl w:val="27344A0A"/>
+    <w:lvl w:ilvl="0">
+      <w:start w:val="1"/>
+      <w:numFmt w:val="decimal"/>
+      <w:lvlText w:val="%1."/>
+      <w:lvlJc w:val="left"/>
+      <w:pPr>
+        <w:ind w:left="720" w:hanging="360"/>
+      </w:pPr>
+      <w:rPr>
+        <w:u w:val="none"/>
+      </w:rPr>
+    </w:lvl>
+    <w:lvl w:ilvl="1">
+      <w:start w:val="1"/>
+      <w:numFmt w:val="lowerLetter"/>
+      <w:lvlText w:val="%2."/>
+      <w:lvlJc w:val="left"/>
+      <w:pPr>
+        <w:ind w:left="1440" w:hanging="360"/>
+      </w:pPr>
+      <w:rPr>
+        <w:u w:val="none"/>
+      </w:rPr>
+    </w:lvl>
+    <w:lvl w:ilvl="2">
+      <w:start w:val="1"/>
+      <w:numFmt w:val="lowerRoman"/>
+      <w:lvlText w:val="%3."/>
+      <w:lvlJc w:val="right"/>
+      <w:pPr>
+        <w:ind w:left="2160" w:hanging="360"/>
+      </w:pPr>
+      <w:rPr>
+        <w:u w:val="none"/>
+      </w:rPr>
+    </w:lvl>
+    <w:lvl w:ilvl="3">
+      <w:start w:val="1"/>
+      <w:numFmt w:val="decimal"/>
+      <w:lvlText w:val="%4."/>
+      <w:lvlJc w:val="left"/>
+      <w:pPr>
+        <w:ind w:left="2880" w:hanging="360"/>
+      </w:pPr>
+      <w:rPr>
+        <w:u w:val="none"/>
+      </w:rPr>
+    </w:lvl>
+    <w:lvl w:ilvl="4">
+      <w:start w:val="1"/>
+      <w:numFmt w:val="lowerLetter"/>
+      <w:lvlText w:val="%5."/>
+      <w:lvlJc w:val="left"/>
+      <w:pPr>
+        <w:ind w:left="3600" w:hanging="360"/>
+      </w:pPr>
+      <w:rPr>
+        <w:u w:val="none"/>
+      </w:rPr>
+    </w:lvl>
+    <w:lvl w:ilvl="5">
+      <w:start w:val="1"/>
+      <w:numFmt w:val="lowerRoman"/>
+      <w:lvlText w:val="%6."/>
+      <w:lvlJc w:val="right"/>
+      <w:pPr>
+        <w:ind w:left="4320" w:hanging="360"/>
+      </w:pPr>
+      <w:rPr>
+        <w:u w:val="none"/>
+      </w:rPr>
+    </w:lvl>
+    <w:lvl w:ilvl="6">
+      <w:start w:val="1"/>
+      <w:numFmt w:val="decimal"/>
+      <w:lvlText w:val="%7."/>
+      <w:lvlJc w:val="left"/>
+      <w:pPr>
+        <w:ind w:left="5040" w:hanging="360"/>
+      </w:pPr>
+      <w:rPr>
+        <w:u w:val="none"/>
+      </w:rPr>
+    </w:lvl>
+    <w:lvl w:ilvl="7">
+      <w:start w:val="1"/>
+      <w:numFmt w:val="lowerLetter"/>
+      <w:lvlText w:val="%8."/>
+      <w:lvlJc w:val="left"/>
+      <w:pPr>
+        <w:ind w:left="5760" w:hanging="360"/>
+      </w:pPr>
+      <w:rPr>
+        <w:u w:val="none"/>
+      </w:rPr>
+    </w:lvl>
+    <w:lvl w:ilvl="8">
+      <w:start w:val="1"/>
+      <w:numFmt w:val="lowerRoman"/>
+      <w:lvlText w:val="%9."/>
+      <w:lvlJc w:val="right"/>
+      <w:pPr>
+        <w:ind w:left="6480" w:hanging="360"/>
+      </w:pPr>
+      <w:rPr>
+        <w:u w:val="none"/>
+      </w:rPr>
+    </w:lvl>
+  </w:abstractNum>
+  <w:abstractNum w:abstractNumId="2" w15:restartNumberingAfterBreak="0">
+    <w:nsid w:val="6FBC57E3"/>
+    <w:multiLevelType w:val="multilevel"/>
+    <w:tmpl w:val="E62EF492"/>
+    <w:lvl w:ilvl="0">
+      <w:start w:val="1"/>
+      <w:numFmt w:val="decimal"/>
+      <w:lvlText w:val="%1."/>
+      <w:lvlJc w:val="left"/>
+      <w:pPr>
+        <w:ind w:left="720" w:hanging="360"/>
+      </w:pPr>
+      <w:rPr>
+        <w:u w:val="none"/>
+      </w:rPr>
+    </w:lvl>
+    <w:lvl w:ilvl="1">
+      <w:start w:val="1"/>
+      <w:numFmt w:val="lowerLetter"/>
+      <w:lvlText w:val="%2."/>
+      <w:lvlJc w:val="left"/>
+      <w:pPr>
+        <w:ind w:left="1440" w:hanging="360"/>
+      </w:pPr>
+      <w:rPr>
+        <w:u w:val="none"/>
+      </w:rPr>
+    </w:lvl>
+    <w:lvl w:ilvl="2">
+      <w:start w:val="1"/>
+      <w:numFmt w:val="lowerRoman"/>
+      <w:lvlText w:val="%3."/>
+      <w:lvlJc w:val="right"/>
+      <w:pPr>
+        <w:ind w:left="2160" w:hanging="360"/>
+      </w:pPr>
+      <w:rPr>
+        <w:u w:val="none"/>
+      </w:rPr>
+    </w:lvl>
+    <w:lvl w:ilvl="3">
+      <w:start w:val="1"/>
+      <w:numFmt w:val="decimal"/>
+      <w:lvlText w:val="%4."/>
+      <w:lvlJc w:val="left"/>
+      <w:pPr>
+        <w:ind w:left="2880" w:hanging="360"/>
+      </w:pPr>
+      <w:rPr>
+        <w:u w:val="none"/>
+      </w:rPr>
+    </w:lvl>
+    <w:lvl w:ilvl="4">
+      <w:start w:val="1"/>
+      <w:numFmt w:val="lowerLetter"/>
+      <w:lvlText w:val="%5."/>
+      <w:lvlJc w:val="left"/>
+      <w:pPr>
+        <w:ind w:left="3600" w:hanging="360"/>
+      </w:pPr>
+      <w:rPr>
+        <w:u w:val="none"/>
+      </w:rPr>
+    </w:lvl>
+    <w:lvl w:ilvl="5">
+      <w:start w:val="1"/>
+      <w:numFmt w:val="lowerRoman"/>
+      <w:lvlText w:val="%6."/>
+      <w:lvlJc w:val="right"/>
+      <w:pPr>
+        <w:ind w:left="4320" w:hanging="360"/>
+      </w:pPr>
+      <w:rPr>
+        <w:u w:val="none"/>
+      </w:rPr>
+    </w:lvl>
+    <w:lvl w:ilvl="6">
+      <w:start w:val="1"/>
+      <w:numFmt w:val="decimal"/>
+      <w:lvlText w:val="%7."/>
+      <w:lvlJc w:val="left"/>
+      <w:pPr>
+        <w:ind w:left="5040" w:hanging="360"/>
+      </w:pPr>
+      <w:rPr>
+        <w:u w:val="none"/>
+      </w:rPr>
+    </w:lvl>
+    <w:lvl w:ilvl="7">
+      <w:start w:val="1"/>
+      <w:numFmt w:val="lowerLetter"/>
+      <w:lvlText w:val="%8."/>
+      <w:lvlJc w:val="left"/>
+      <w:pPr>
+        <w:ind w:left="5760" w:hanging="360"/>
+      </w:pPr>
+      <w:rPr>
+        <w:u w:val="none"/>
+      </w:rPr>
+    </w:lvl>
+    <w:lvl w:ilvl="8">
+      <w:start w:val="1"/>
+      <w:numFmt w:val="lowerRoman"/>
+      <w:lvlText w:val="%9."/>
+      <w:lvlJc w:val="right"/>
+      <w:pPr>
+        <w:ind w:left="6480" w:hanging="360"/>
+      </w:pPr>
+      <w:rPr>
+        <w:u w:val="none"/>
+      </w:rPr>
+    </w:lvl>
+  </w:abstractNum>
+  <w:abstractNum w:abstractNumId="3" w15:restartNumberingAfterBreak="0">
     <w:nsid w:val="7D0D3AF1"/>
     <w:multiLevelType w:val="multilevel"/>
     <w:tmpl w:val="E094462C"/>
@@ -489,6 +703,12 @@
     <w:abstractNumId w:val="0"/>
   </w:num>
   <w:num w:numId="2" w16cid:durableId="1488864472">
+    <w:abstractNumId w:val="3"/>
+  </w:num>
+  <w:num w:numId="3" w16cid:durableId="385644639">
+    <w:abstractNumId w:val="2"/>
+  </w:num>
+  <w:num w:numId="4" w16cid:durableId="2136438772">
     <w:abstractNumId w:val="1"/>
   </w:num>
 </w:numbering>
